--- a/examples/habs_round1_2026/game3_post_2026-04-25_FR_v2.docx
+++ b/examples/habs_round1_2026/game3_post_2026-04-25_FR_v2.docx
@@ -96,7 +96,7 @@
           <w:sz w:val="20"/>
           <w:szCs w:val="20"/>
         </w:rPr>
-        <w:t xml:space="preserve"> Le CH a gardé ses 18 patineurs, mais Martin St-Louis a défait deux trios de la veille : Texier passe à l'aile avec Dach et Bolduc, et Kapanen prend le centre avec Newhook et Demidov. Le nouveau trio Texier-Dach-Bolduc a partagé 6 minutes 42 sur la glace à 5 c. 5 et a produit 2 des 3 buts de Montréal. Radio-Canada avait annoncé le changement avant la mise au jeu; les présences réelles le confirment.</w:t>
+        <w:t xml:space="preserve"> Le CH a gardé ses 18 patineurs, mais Martin St-Louis a défait deux trios de la veille : Texier (AG) part en flanc avec Dach (C) et Bolduc (AD), et Kapanen prend le centre entre Newhook et Demidov (le poste qu'occupait Newhook au M2). Le nouveau trio Texier-Dach-Bolduc a partagé 6 minutes 42 sur la glace à 5 c. 5 et a produit 2 des 3 buts de Montréal. Radio-Canada avait annoncé le changement avant la mise au jeu; les présences réelles le confirment.</w:t>
       </w:r>
     </w:p>
     <w:p>
@@ -359,7 +359,7 @@
           <w:sz w:val="20"/>
           <w:szCs w:val="20"/>
         </w:rPr>
-        <w:t xml:space="preserve">L'intuition voulant que « le CH avait la même formation » est à moitié juste. Les 18 patineurs étaient les mêmes, mais deux des quatre trios offensifs ont été reconfigurés. Radio-Canada a signalé le changement avant la mise au jeu; les présences réelles tirées de LNH.com le confirment. Voici ce qui a bougé.</w:t>
+        <w:t xml:space="preserve">L'intuition voulant que « le CH avait la même formation » est à moitié juste. Les 18 patineurs étaient les mêmes, mais deux des quatre trios offensifs ont été reconfigurés. Selon Radio-Canada avant la rencontre, St-Louis a placé Kapanen au centre entre Newhook et Demidov (en remplacement de Newhook, qui était centre de ce trio au M2 et qui glisse à l'aile), et il a déplacé Texier de ce trio vers celui de Dach et Bolduc. On a recoupé avec les présences réelles tirées de LNH.com — le changement concorde.</w:t>
       </w:r>
     </w:p>
     <w:p>
@@ -8890,7 +8890,7 @@
         </w:numPr>
         <w:spacing w:after="60"/>
       </w:pPr>
-      <w:hyperlink w:history="1" r:id="rIdh1s7zd7ufaemfpsq9vy9a">
+      <w:hyperlink w:history="1" r:id="rIdaukaqc32ahtv5q_kb2ukm">
         <w:r>
           <w:rPr>
             <w:rStyle w:val="Hyperlink"/>
@@ -8911,7 +8911,7 @@
         </w:numPr>
         <w:spacing w:after="60"/>
       </w:pPr>
-      <w:hyperlink w:history="1" r:id="rIdpcsxhbohn2373tew74ujp">
+      <w:hyperlink w:history="1" r:id="rId8z435-th-cmtw6eicyr3u">
         <w:r>
           <w:rPr>
             <w:rStyle w:val="Hyperlink"/>
@@ -8948,7 +8948,7 @@
         </w:numPr>
         <w:spacing w:after="60"/>
       </w:pPr>
-      <w:hyperlink w:history="1" r:id="rIdd4d8gg5pbigwazqc2u-uh">
+      <w:hyperlink w:history="1" r:id="rId7vweucdej8dwwpcxdb6si">
         <w:r>
           <w:rPr>
             <w:rStyle w:val="Hyperlink"/>
@@ -8969,7 +8969,7 @@
         </w:numPr>
         <w:spacing w:after="60"/>
       </w:pPr>
-      <w:hyperlink w:history="1" r:id="rIdbxv2hmkm32intcahrkeer">
+      <w:hyperlink w:history="1" r:id="rIdobnaja0uk0xydl3z5zqns">
         <w:r>
           <w:rPr>
             <w:rStyle w:val="Hyperlink"/>
@@ -8990,7 +8990,7 @@
         </w:numPr>
         <w:spacing w:after="60"/>
       </w:pPr>
-      <w:hyperlink w:history="1" r:id="rIddaieedpki-phwxqwudmv-">
+      <w:hyperlink w:history="1" r:id="rIda_iwbcrxfsjicvq8rwuov">
         <w:r>
           <w:rPr>
             <w:rStyle w:val="Hyperlink"/>
@@ -9011,7 +9011,7 @@
         </w:numPr>
         <w:spacing w:after="60"/>
       </w:pPr>
-      <w:hyperlink w:history="1" r:id="rId_ehsaqba8jvd2o9lt_0-1">
+      <w:hyperlink w:history="1" r:id="rIda_0hhisdzljcvdhm0fjwg">
         <w:r>
           <w:rPr>
             <w:rStyle w:val="Hyperlink"/>
@@ -9032,7 +9032,7 @@
         </w:numPr>
         <w:spacing w:after="60"/>
       </w:pPr>
-      <w:hyperlink w:history="1" r:id="rIdyt7b-yb_2853xkjregag-">
+      <w:hyperlink w:history="1" r:id="rIdwjfn5h1mkazu6atybiuj2">
         <w:r>
           <w:rPr>
             <w:rStyle w:val="Hyperlink"/>
@@ -9053,7 +9053,7 @@
         </w:numPr>
         <w:spacing w:after="60"/>
       </w:pPr>
-      <w:hyperlink w:history="1" r:id="rIdmocjurggnxkr2wkow__iu">
+      <w:hyperlink w:history="1" r:id="rIdzfabvjdv2le246bsyokqb">
         <w:r>
           <w:rPr>
             <w:rStyle w:val="Hyperlink"/>
@@ -9090,7 +9090,7 @@
         </w:numPr>
         <w:spacing w:after="60"/>
       </w:pPr>
-      <w:hyperlink w:history="1" r:id="rIdbr7uzsj7_yb9tzhm7gudv">
+      <w:hyperlink w:history="1" r:id="rId7xk7subvnbcrqchlr-ahg">
         <w:r>
           <w:rPr>
             <w:rStyle w:val="Hyperlink"/>
@@ -9111,7 +9111,7 @@
         </w:numPr>
         <w:spacing w:after="60"/>
       </w:pPr>
-      <w:hyperlink w:history="1" r:id="rIdp70w1zgrhr6uxvpq2gtes">
+      <w:hyperlink w:history="1" r:id="rIdppsuo8wg2yp4ufvszgx47">
         <w:r>
           <w:rPr>
             <w:rStyle w:val="Hyperlink"/>
@@ -9132,7 +9132,7 @@
         </w:numPr>
         <w:spacing w:after="60"/>
       </w:pPr>
-      <w:hyperlink w:history="1" r:id="rId6ngtyk-whywbgdyrugfgt">
+      <w:hyperlink w:history="1" r:id="rIdzoscb7vsubdio9zle7qpd">
         <w:r>
           <w:rPr>
             <w:rStyle w:val="Hyperlink"/>
@@ -9153,7 +9153,7 @@
         </w:numPr>
         <w:spacing w:after="60"/>
       </w:pPr>
-      <w:hyperlink w:history="1" r:id="rIdiwv4nvcxllx0cz43lyudx">
+      <w:hyperlink w:history="1" r:id="rId7s2cnwbizyc5xrpjrqeog">
         <w:r>
           <w:rPr>
             <w:rStyle w:val="Hyperlink"/>
